--- a/dotnet/tests/fixtures/input/synthetic.docx
+++ b/dotnet/tests/fixtures/input/synthetic.docx
@@ -242,7 +242,7 @@
     </w:p>
     <w:sectPr>
       <w:pgSz w:w="11906" w:h="16838"/>
-      <w:pgMar w:top="1417" w:right="1701" w:bottom="1417" w:left="1701" w:header="708" w:footer="708" w:gutter="0"/>
+      <w:pgMar w:top="1417" w:right="1701" w:bottom="1417" w:left="1701" w:header="720" w:footer="720" w:gutter="0"/>
     </w:sectPr>
   </w:body>
 </w:document>
